--- a/dazah-backend/app/modules/quality/templates/偏差登记表-模板.docx
+++ b/dazah-backend/app/modules/quality/templates/偏差登记表-模板.docx
@@ -74,7 +74,7 @@
           <w:szCs w:val="48"/>
           <w:lang w:val="en-US" w:eastAsia="zh-CN"/>
         </w:rPr>
-        <w:t>偏 差 登 记 表</w:t>
+        <w:t>偏 差 台 账</w:t>
       </w:r>
     </w:p>
     <w:p>
@@ -478,7 +478,7 @@
           <w:szCs w:val="32"/>
           <w:lang w:eastAsia="zh-CN"/>
         </w:rPr>
-        <w:t>偏差登记表</w:t>
+        <w:t>偏差台账</w:t>
       </w:r>
     </w:p>
     <w:p>
